--- a/content/Lesson Plans/Nage no Waza/01 - De Ashi Harai.docx
+++ b/content/Lesson Plans/Nage no Waza/01 - De Ashi Harai.docx
@@ -37,47 +37,7 @@
           <w:sz w:val="16"/>
           <w:szCs w:val="16"/>
         </w:rPr>
-        <w:t xml:space="preserve">Technique Description and Breakdown sourced from </w:t>
-      </w:r>
-      <w:proofErr w:type="spellStart"/>
-      <w:r>
-        <w:rPr>
-          <w:i/>
-          <w:iCs/>
-          <w:sz w:val="16"/>
-          <w:szCs w:val="16"/>
-        </w:rPr>
-        <w:t>Kodokan</w:t>
-      </w:r>
-      <w:proofErr w:type="spellEnd"/>
-      <w:r>
-        <w:rPr>
-          <w:i/>
-          <w:iCs/>
-          <w:sz w:val="16"/>
-          <w:szCs w:val="16"/>
-        </w:rPr>
-        <w:t xml:space="preserve"> Judo book, </w:t>
-      </w:r>
-      <w:proofErr w:type="spellStart"/>
-      <w:r>
-        <w:rPr>
-          <w:i/>
-          <w:iCs/>
-          <w:sz w:val="16"/>
-          <w:szCs w:val="16"/>
-        </w:rPr>
-        <w:t>pg</w:t>
-      </w:r>
-      <w:proofErr w:type="spellEnd"/>
-      <w:r>
-        <w:rPr>
-          <w:i/>
-          <w:iCs/>
-          <w:sz w:val="16"/>
-          <w:szCs w:val="16"/>
-        </w:rPr>
-        <w:t xml:space="preserve"> </w:t>
+        <w:t xml:space="preserve">Technique Description and Breakdown sourced from Kodokan Judo book, pg </w:t>
       </w:r>
       <w:r>
         <w:rPr>
@@ -439,28 +399,7 @@
                 <w:sz w:val="18"/>
                 <w:szCs w:val="18"/>
               </w:rPr>
-              <w:t>Standard lapel and sleeve grip.</w:t>
-            </w:r>
-            <w:r>
-              <w:rPr>
-                <w:sz w:val="18"/>
-                <w:szCs w:val="18"/>
-              </w:rPr>
-              <w:t xml:space="preserve"> </w:t>
-            </w:r>
-            <w:r>
-              <w:rPr>
-                <w:sz w:val="18"/>
-                <w:szCs w:val="18"/>
-              </w:rPr>
-              <w:t>Push the sleeve grip in the direction of the throw</w:t>
-            </w:r>
-            <w:r>
-              <w:rPr>
-                <w:sz w:val="18"/>
-                <w:szCs w:val="18"/>
-              </w:rPr>
-              <w:t>.</w:t>
+              <w:t>Standard lapel and sleeve grip. Push the sleeve grip in the direction of the throw.</w:t>
             </w:r>
           </w:p>
           <w:p>
@@ -649,7 +588,14 @@
                 <w:sz w:val="18"/>
                 <w:szCs w:val="18"/>
               </w:rPr>
-              <w:t>De Ashi Harai to O Soto Gari</w:t>
+              <w:t xml:space="preserve">De Ashi Harai to O </w:t>
+            </w:r>
+            <w:r>
+              <w:rPr>
+                <w:sz w:val="18"/>
+                <w:szCs w:val="18"/>
+              </w:rPr>
+              <w:t>Goshi</w:t>
             </w:r>
           </w:p>
           <w:p>
@@ -696,7 +642,6 @@
               </w:rPr>
               <w:t xml:space="preserve">-   </w:t>
             </w:r>
-            <w:proofErr w:type="gramStart"/>
             <w:r>
               <w:rPr>
                 <w:sz w:val="18"/>
@@ -709,47 +654,7 @@
                 <w:sz w:val="18"/>
                 <w:szCs w:val="18"/>
               </w:rPr>
-              <w:t xml:space="preserve">  (</w:t>
-            </w:r>
-            <w:proofErr w:type="gramEnd"/>
-            <w:r>
-              <w:rPr>
-                <w:sz w:val="18"/>
-                <w:szCs w:val="18"/>
-              </w:rPr>
-              <w:t>Circling) Sa</w:t>
-            </w:r>
-            <w:proofErr w:type="spellStart"/>
-            <w:r>
-              <w:rPr>
-                <w:sz w:val="18"/>
-                <w:szCs w:val="18"/>
-              </w:rPr>
-              <w:t>sae</w:t>
-            </w:r>
-            <w:proofErr w:type="spellEnd"/>
-            <w:r>
-              <w:rPr>
-                <w:sz w:val="18"/>
-                <w:szCs w:val="18"/>
-              </w:rPr>
-              <w:t xml:space="preserve"> </w:t>
-            </w:r>
-            <w:proofErr w:type="spellStart"/>
-            <w:r>
-              <w:rPr>
-                <w:sz w:val="18"/>
-                <w:szCs w:val="18"/>
-              </w:rPr>
-              <w:t>Tsurikomi</w:t>
-            </w:r>
-            <w:proofErr w:type="spellEnd"/>
-            <w:r>
-              <w:rPr>
-                <w:sz w:val="18"/>
-                <w:szCs w:val="18"/>
-              </w:rPr>
-              <w:t xml:space="preserve"> Ashi to De Ashi Harai</w:t>
+              <w:t xml:space="preserve">  (Circling) Sasae Tsurikomi Ashi to De Ashi Harai</w:t>
             </w:r>
           </w:p>
           <w:p>
@@ -771,23 +676,7 @@
                 <w:sz w:val="18"/>
                 <w:szCs w:val="18"/>
               </w:rPr>
-              <w:t xml:space="preserve">O </w:t>
-            </w:r>
-            <w:proofErr w:type="spellStart"/>
-            <w:r>
-              <w:rPr>
-                <w:sz w:val="18"/>
-                <w:szCs w:val="18"/>
-              </w:rPr>
-              <w:t>Uchi</w:t>
-            </w:r>
-            <w:proofErr w:type="spellEnd"/>
-            <w:r>
-              <w:rPr>
-                <w:sz w:val="18"/>
-                <w:szCs w:val="18"/>
-              </w:rPr>
-              <w:t xml:space="preserve"> Gari to De Ashi Harai</w:t>
+              <w:t>O Uchi Gari to De Ashi Harai</w:t>
             </w:r>
           </w:p>
         </w:tc>
@@ -897,21 +786,12 @@
                       <w:szCs w:val="18"/>
                     </w:rPr>
                   </w:pPr>
-                  <w:proofErr w:type="spellStart"/>
                   <w:r>
                     <w:rPr>
                       <w:sz w:val="18"/>
                       <w:szCs w:val="18"/>
                     </w:rPr>
-                    <w:t>Katame</w:t>
-                  </w:r>
-                  <w:proofErr w:type="spellEnd"/>
-                  <w:r>
-                    <w:rPr>
-                      <w:sz w:val="18"/>
-                      <w:szCs w:val="18"/>
-                    </w:rPr>
-                    <w:t xml:space="preserve"> Waza (Pins)</w:t>
+                    <w:t>Katame Waza (Pins)</w:t>
                   </w:r>
                 </w:p>
               </w:tc>
@@ -950,21 +830,12 @@
                       <w:szCs w:val="18"/>
                     </w:rPr>
                   </w:pPr>
-                  <w:proofErr w:type="spellStart"/>
                   <w:r>
                     <w:rPr>
                       <w:sz w:val="18"/>
                       <w:szCs w:val="18"/>
                     </w:rPr>
-                    <w:t>Kansetsu</w:t>
-                  </w:r>
-                  <w:proofErr w:type="spellEnd"/>
-                  <w:r>
-                    <w:rPr>
-                      <w:sz w:val="18"/>
-                      <w:szCs w:val="18"/>
-                    </w:rPr>
-                    <w:t xml:space="preserve"> Waza (Joint Locks)</w:t>
+                    <w:t>Kansetsu Waza (Joint Locks)</w:t>
                   </w:r>
                 </w:p>
               </w:tc>
@@ -990,17 +861,8 @@
                       <w:sz w:val="18"/>
                       <w:szCs w:val="18"/>
                     </w:rPr>
-                    <w:t xml:space="preserve">Kesa </w:t>
+                    <w:t>Kesa Gatame</w:t>
                   </w:r>
-                  <w:proofErr w:type="spellStart"/>
-                  <w:r>
-                    <w:rPr>
-                      <w:sz w:val="18"/>
-                      <w:szCs w:val="18"/>
-                    </w:rPr>
-                    <w:t>Gatame</w:t>
-                  </w:r>
-                  <w:proofErr w:type="spellEnd"/>
                 </w:p>
                 <w:p>
                   <w:pPr>
@@ -1015,17 +877,8 @@
                       <w:sz w:val="18"/>
                       <w:szCs w:val="18"/>
                     </w:rPr>
-                    <w:t xml:space="preserve">Kata </w:t>
+                    <w:t>Kata Gatame</w:t>
                   </w:r>
-                  <w:proofErr w:type="spellStart"/>
-                  <w:r>
-                    <w:rPr>
-                      <w:sz w:val="18"/>
-                      <w:szCs w:val="18"/>
-                    </w:rPr>
-                    <w:t>Gatame</w:t>
-                  </w:r>
-                  <w:proofErr w:type="spellEnd"/>
                 </w:p>
               </w:tc>
               <w:tc>
@@ -1045,17 +898,8 @@
                       <w:sz w:val="18"/>
                       <w:szCs w:val="18"/>
                     </w:rPr>
-                    <w:t xml:space="preserve">Kataha </w:t>
+                    <w:t>Kataha Jime</w:t>
                   </w:r>
-                  <w:proofErr w:type="spellStart"/>
-                  <w:r>
-                    <w:rPr>
-                      <w:sz w:val="18"/>
-                      <w:szCs w:val="18"/>
-                    </w:rPr>
-                    <w:t>Jime</w:t>
-                  </w:r>
-                  <w:proofErr w:type="spellEnd"/>
                 </w:p>
               </w:tc>
               <w:tc>
@@ -1075,17 +919,8 @@
                       <w:sz w:val="18"/>
                       <w:szCs w:val="18"/>
                     </w:rPr>
-                    <w:t xml:space="preserve">Juji </w:t>
+                    <w:t>Juji Gatame</w:t>
                   </w:r>
-                  <w:proofErr w:type="spellStart"/>
-                  <w:r>
-                    <w:rPr>
-                      <w:sz w:val="18"/>
-                      <w:szCs w:val="18"/>
-                    </w:rPr>
-                    <w:t>Gatame</w:t>
-                  </w:r>
-                  <w:proofErr w:type="spellEnd"/>
                 </w:p>
               </w:tc>
             </w:tr>
@@ -1734,39 +1569,7 @@
                 <w:sz w:val="18"/>
                 <w:szCs w:val="18"/>
               </w:rPr>
-              <w:t xml:space="preserve">Pair off athletes. Each </w:t>
-            </w:r>
-            <w:proofErr w:type="gramStart"/>
-            <w:r>
-              <w:rPr>
-                <w:sz w:val="18"/>
-                <w:szCs w:val="18"/>
-              </w:rPr>
-              <w:t>take</w:t>
-            </w:r>
-            <w:proofErr w:type="gramEnd"/>
-            <w:r>
-              <w:rPr>
-                <w:sz w:val="18"/>
-                <w:szCs w:val="18"/>
-              </w:rPr>
-              <w:t xml:space="preserve"> turns performing the </w:t>
-            </w:r>
-            <w:proofErr w:type="spellStart"/>
-            <w:r>
-              <w:rPr>
-                <w:sz w:val="18"/>
-                <w:szCs w:val="18"/>
-              </w:rPr>
-              <w:t>kuzushi</w:t>
-            </w:r>
-            <w:proofErr w:type="spellEnd"/>
-            <w:r>
-              <w:rPr>
-                <w:sz w:val="18"/>
-                <w:szCs w:val="18"/>
-              </w:rPr>
-              <w:t xml:space="preserve"> and entry, making contact on the foot, before returning to the start position.</w:t>
+              <w:t>Pair off athletes. Each take turns performing the kuzushi and entry, making contact on the foot, before returning to the start position.</w:t>
             </w:r>
             <w:r>
               <w:rPr>
@@ -1952,49 +1755,7 @@
                 <w:sz w:val="18"/>
                 <w:szCs w:val="18"/>
               </w:rPr>
-              <w:t xml:space="preserve">Discuss how the technique can be used as part of </w:t>
-            </w:r>
-            <w:r>
-              <w:rPr>
-                <w:sz w:val="18"/>
-                <w:szCs w:val="18"/>
-              </w:rPr>
-              <w:t xml:space="preserve">either </w:t>
-            </w:r>
-            <w:r>
-              <w:rPr>
-                <w:sz w:val="18"/>
-                <w:szCs w:val="18"/>
-              </w:rPr>
-              <w:t xml:space="preserve">a </w:t>
-            </w:r>
-            <w:r>
-              <w:rPr>
-                <w:sz w:val="18"/>
-                <w:szCs w:val="18"/>
-              </w:rPr>
-              <w:t>combination, chaining throws together, or</w:t>
-            </w:r>
-            <w:r>
-              <w:rPr>
-                <w:sz w:val="18"/>
-                <w:szCs w:val="18"/>
-              </w:rPr>
-              <w:t xml:space="preserve"> a transition from standing to ground</w:t>
-            </w:r>
-            <w:r>
-              <w:rPr>
-                <w:sz w:val="18"/>
-                <w:szCs w:val="18"/>
-              </w:rPr>
-              <w:t xml:space="preserve"> techniques</w:t>
-            </w:r>
-            <w:r>
-              <w:rPr>
-                <w:sz w:val="18"/>
-                <w:szCs w:val="18"/>
-              </w:rPr>
-              <w:t>.</w:t>
+              <w:t>Discuss how the technique can be used as part of either a combination, chaining throws together, or a transition from standing to ground techniques.</w:t>
             </w:r>
           </w:p>
         </w:tc>
@@ -2057,28 +1818,7 @@
                 <w:sz w:val="18"/>
                 <w:szCs w:val="18"/>
               </w:rPr>
-              <w:t xml:space="preserve">Combinations – </w:t>
-            </w:r>
-            <w:r>
-              <w:rPr>
-                <w:sz w:val="18"/>
-                <w:szCs w:val="18"/>
-              </w:rPr>
-              <w:t>Athletes perform the technique a</w:t>
-            </w:r>
-            <w:r>
-              <w:rPr>
-                <w:sz w:val="18"/>
-                <w:szCs w:val="18"/>
-              </w:rPr>
-              <w:t>s part of a combination of throws</w:t>
-            </w:r>
-            <w:r>
-              <w:rPr>
-                <w:sz w:val="18"/>
-                <w:szCs w:val="18"/>
-              </w:rPr>
-              <w:t>.</w:t>
+              <w:t>Combinations – Athletes perform the technique as part of a combination of throws.</w:t>
             </w:r>
           </w:p>
           <w:p>
@@ -2098,14 +1838,7 @@
                 <w:sz w:val="18"/>
                 <w:szCs w:val="18"/>
               </w:rPr>
-              <w:t xml:space="preserve">Transitions – </w:t>
-            </w:r>
-            <w:r>
-              <w:rPr>
-                <w:sz w:val="18"/>
-                <w:szCs w:val="18"/>
-              </w:rPr>
-              <w:t>Athletes perform the technique and transition into a ground technique.</w:t>
+              <w:t>Transitions – Athletes perform the technique and transition into a ground technique.</w:t>
             </w:r>
           </w:p>
         </w:tc>
